--- a/Información para página web.docx
+++ b/Información para página web.docx
@@ -968,7 +968,18 @@
           <w:sz w:val="22"/>
           <w:szCs w:val="22"/>
         </w:rPr>
-        <w:t>Para colegios / docentes</w:t>
+        <w:t xml:space="preserve">Para colegios / </w:t>
+      </w:r>
+      <w:r>
+        <w:rPr>
+          <w:rFonts w:ascii="Arial" w:hAnsi="Arial" w:cs="Arial"/>
+          <w:b/>
+          <w:bCs/>
+          <w:color w:val="000000"/>
+          <w:sz w:val="22"/>
+          <w:szCs w:val="22"/>
+        </w:rPr>
+        <w:t>universidades / docentes</w:t>
       </w:r>
       <w:r>
         <w:rPr>

--- a/Información para página web.docx
+++ b/Información para página web.docx
@@ -614,6 +614,15 @@
           <w:szCs w:val="21"/>
         </w:rPr>
         <w:t xml:space="preserve"> construcción de perfil profesional</w:t>
+      </w:r>
+      <w:r>
+        <w:rPr>
+          <w:rFonts w:ascii="Roboto" w:hAnsi="Roboto"/>
+          <w:color w:val="1F1F1F"/>
+          <w:sz w:val="21"/>
+          <w:szCs w:val="21"/>
+        </w:rPr>
+        <w:t>, organización, entre otros</w:t>
       </w:r>
     </w:p>
     <w:p>
